--- a/docs/포트폴리오_화면만들기_강사노트.docx
+++ b/docs/포트폴리오_화면만들기_강사노트.docx
@@ -376,136 +376,341 @@
           <w:sz w:val="26"/>
           <w:szCs w:val="26"/>
         </w:rPr>
-        <w:t xml:space="preserve">수업 전 안내에 넣을 한 줄</w:t>
-      </w:r>
-    </w:p>
-    <w:p>
-      <w:pPr>
-        <w:spacing w:after="140" w:before="0" w:line="320"/>
-      </w:pPr>
-      <w:r>
-        <w:rPr>
-          <w:sz w:val="21"/>
-          <w:szCs w:val="21"/>
-        </w:rPr>
-        <w:t xml:space="preserve">화면판을 만들려면 학생 컴퓨터에 </w:t>
-      </w:r>
-      <w:r>
-        <w:rPr>
-          <w:b/>
-          <w:bCs/>
-          <w:sz w:val="21"/>
-          <w:szCs w:val="21"/>
-        </w:rPr>
-        <w:t xml:space="preserve">node</w:t>
-      </w:r>
-      <w:r>
-        <w:rPr>
-          <w:sz w:val="21"/>
-          <w:szCs w:val="21"/>
-        </w:rPr>
-        <w:t xml:space="preserve">라는 도구가 필요합니다. 맥에 기본으로 깔려 있지 않습니다.</w:t>
-      </w:r>
-    </w:p>
-    <w:p>
-      <w:pPr>
-        <w:pBdr>
-          <w:left w:val="single" w:color="1F4E79" w:sz="14" w:space="10"/>
-        </w:pBdr>
-        <w:spacing w:after="0" w:before="140" w:line="300"/>
-        <w:ind w:left="260"/>
-      </w:pPr>
-      <w:r>
-        <w:rPr>
-          <w:color w:val="344054"/>
-          <w:sz w:val="20"/>
-          <w:szCs w:val="20"/>
-        </w:rPr>
-        <w:t xml:space="preserve">터미널에 </w:t>
+        <w:t xml:space="preserve">수업 전 안내에 넣을 것 — 딱 세 줄</w:t>
+      </w:r>
+    </w:p>
+    <w:p>
+      <w:pPr>
+        <w:spacing w:after="140" w:before="0" w:line="320"/>
+      </w:pPr>
+      <w:r>
+        <w:rPr>
+          <w:sz w:val="21"/>
+          <w:szCs w:val="21"/>
+        </w:rPr>
+        <w:t xml:space="preserve">준비 확인은 </w:t>
+      </w:r>
+      <w:r>
+        <w:rPr>
+          <w:b/>
+          <w:bCs/>
+          <w:sz w:val="21"/>
+          <w:szCs w:val="21"/>
+        </w:rPr>
+        <w:t xml:space="preserve">스킬이 알아서 합니다.</w:t>
+      </w:r>
+      <w:r>
+        <w:rPr>
+          <w:sz w:val="21"/>
+          <w:szCs w:val="21"/>
+        </w:rPr>
+        <w:t xml:space="preserve"> 학생에게 미리 시킬 건 이 셋뿐입니다.</w:t>
+      </w:r>
+    </w:p>
+    <w:p>
+      <w:pPr>
+        <w:pStyle w:val="ListParagraph"/>
+        <w:numPr>
+          <w:ilvl w:val="0"/>
+          <w:numId w:val="3"/>
+        </w:numPr>
+        <w:spacing w:after="60" w:before="0" w:line="300"/>
+      </w:pPr>
+      <w:r>
+        <w:rPr>
+          <w:sz w:val="21"/>
+          <w:szCs w:val="21"/>
+        </w:rPr>
+        <w:t xml:space="preserve">바탕화면에 </w:t>
       </w:r>
       <w:r>
         <w:rPr>
           <w:rFonts w:ascii="Menlo" w:cs="Menlo" w:eastAsia="Menlo" w:hAnsi="Menlo"/>
           <w:color w:val="B54708"/>
+          <w:sz w:val="19"/>
+          <w:szCs w:val="19"/>
+        </w:rPr>
+        <w:t xml:space="preserve">portfolio-2026</w:t>
+      </w:r>
+      <w:r>
+        <w:rPr>
+          <w:sz w:val="21"/>
+          <w:szCs w:val="21"/>
+        </w:rPr>
+        <w:t xml:space="preserve"> 폴더 만들기</w:t>
+      </w:r>
+    </w:p>
+    <w:p>
+      <w:pPr>
+        <w:pStyle w:val="ListParagraph"/>
+        <w:numPr>
+          <w:ilvl w:val="0"/>
+          <w:numId w:val="3"/>
+        </w:numPr>
+        <w:spacing w:after="60" w:before="0" w:line="300"/>
+      </w:pPr>
+      <w:r>
+        <w:rPr>
+          <w:sz w:val="21"/>
+          <w:szCs w:val="21"/>
+        </w:rPr>
+        <w:t xml:space="preserve">Claude Code에서 </w:t>
+      </w:r>
+      <w:r>
+        <w:rPr>
+          <w:b/>
+          <w:bCs/>
+          <w:sz w:val="21"/>
+          <w:szCs w:val="21"/>
+        </w:rPr>
+        <w:t xml:space="preserve">그 폴더</w:t>
+      </w:r>
+      <w:r>
+        <w:rPr>
+          <w:sz w:val="21"/>
+          <w:szCs w:val="21"/>
+        </w:rPr>
+        <w:t xml:space="preserve"> 열기</w:t>
+      </w:r>
+    </w:p>
+    <w:p>
+      <w:pPr>
+        <w:pStyle w:val="ListParagraph"/>
+        <w:numPr>
+          <w:ilvl w:val="0"/>
+          <w:numId w:val="3"/>
+        </w:numPr>
+        <w:spacing w:after="60" w:before="0" w:line="300"/>
+      </w:pPr>
+      <w:r>
+        <w:rPr>
+          <w:sz w:val="21"/>
+          <w:szCs w:val="21"/>
+        </w:rPr>
+        <w:t xml:space="preserve">터미널에 아래 한 줄 붙여넣고, 앱 껐다 켜기</w:t>
+      </w:r>
+    </w:p>
+    <w:p>
+      <w:pPr>
+        <w:pBdr>
+          <w:top w:val="single" w:color="F2F4F7" w:sz="2" w:space="4"/>
+          <w:bottom w:val="single" w:color="F2F4F7" w:sz="2" w:space="4"/>
+          <w:left w:val="single" w:color="B8C4D0" w:sz="12" w:space="8"/>
+        </w:pBdr>
+        <w:shd w:fill="F2F4F7" w:val="clear"/>
+        <w:spacing w:after="160" w:before="120" w:line="260"/>
+        <w:ind w:left="220" w:right="220"/>
+      </w:pPr>
+      <w:r>
+        <w:rPr>
+          <w:rFonts w:ascii="Menlo" w:cs="Menlo" w:eastAsia="Menlo" w:hAnsi="Menlo"/>
           <w:sz w:val="18"/>
           <w:szCs w:val="18"/>
         </w:rPr>
-        <w:t xml:space="preserve">node -v</w:t>
-      </w:r>
-      <w:r>
-        <w:rPr>
+        <w:t xml:space="preserve">git clone https://github.com/soodiumstudio/portfolio-design.git ~/.claude/skills/portfolio-design</w:t>
+      </w:r>
+    </w:p>
+    <w:p>
+      <w:pPr>
+        <w:spacing w:after="100" w:before="240"/>
+      </w:pPr>
+      <w:r>
+        <w:rPr>
+          <w:b/>
+          <w:bCs/>
           <w:color w:val="344054"/>
-          <w:sz w:val="20"/>
-          <w:szCs w:val="20"/>
-        </w:rPr>
-        <w:t xml:space="preserve"> 를 쳐 보세요.</w:t>
-      </w:r>
-    </w:p>
-    <w:p>
-      <w:pPr>
-        <w:pBdr>
-          <w:left w:val="single" w:color="1F4E79" w:sz="14" w:space="10"/>
-        </w:pBdr>
-        <w:spacing w:after="160" w:before="0" w:line="300"/>
-        <w:ind w:left="260"/>
-      </w:pPr>
-      <w:r>
-        <w:rPr>
+          <w:sz w:val="22"/>
+          <w:szCs w:val="22"/>
+        </w:rPr>
+        <w:t xml:space="preserve">나머지는 스킬이 확인합니다</w:t>
+      </w:r>
+    </w:p>
+    <w:p>
+      <w:pPr>
+        <w:spacing w:after="140" w:before="0" w:line="320"/>
+      </w:pPr>
+      <w:r>
+        <w:rPr>
+          <w:sz w:val="21"/>
+          <w:szCs w:val="21"/>
+        </w:rPr>
+        <w:t xml:space="preserve">실행하면 스킬이 </w:t>
+      </w:r>
+      <w:r>
+        <w:rPr>
+          <w:b/>
+          <w:bCs/>
+          <w:sz w:val="21"/>
+          <w:szCs w:val="21"/>
+        </w:rPr>
+        <w:t xml:space="preserve">화면 그리는 도구(node)와 폴더 위치를 직접 확인</w:t>
+      </w:r>
+      <w:r>
+        <w:rPr>
+          <w:sz w:val="21"/>
+          <w:szCs w:val="21"/>
+        </w:rPr>
+        <w:t xml:space="preserve">합니다.</w:t>
+      </w:r>
+    </w:p>
+    <w:p>
+      <w:pPr>
+        <w:spacing w:after="140" w:before="0" w:line="320"/>
+      </w:pPr>
+      <w:r>
+        <w:rPr>
+          <w:sz w:val="21"/>
+          <w:szCs w:val="21"/>
+        </w:rPr>
+        <w:t xml:space="preserve">다 되어 있으면 아무 말 없이 바로 시작하고, </w:t>
+      </w:r>
+      <w:r>
+        <w:rPr>
+          <w:b/>
+          <w:bCs/>
+          <w:sz w:val="21"/>
+          <w:szCs w:val="21"/>
+        </w:rPr>
+        <w:t xml:space="preserve">걸린 것만</w:t>
+      </w:r>
+      <w:r>
+        <w:rPr>
+          <w:sz w:val="21"/>
+          <w:szCs w:val="21"/>
+        </w:rPr>
+        <w:t xml:space="preserve"> 학생에게 보여 줍니다.</w:t>
+      </w:r>
+    </w:p>
+    <w:p>
+      <w:pPr>
+        <w:spacing w:after="140" w:before="0" w:line="320"/>
+      </w:pPr>
+      <w:r>
+        <w:rPr>
+          <w:sz w:val="21"/>
+          <w:szCs w:val="21"/>
+        </w:rPr>
+        <w:t xml:space="preserve">학생이 "완료"라고 하면 </w:t>
+      </w:r>
+      <w:r>
+        <w:rPr>
+          <w:b/>
+          <w:bCs/>
+          <w:sz w:val="21"/>
+          <w:szCs w:val="21"/>
+        </w:rPr>
+        <w:t xml:space="preserve">다시 확인하고</w:t>
+      </w:r>
+      <w:r>
+        <w:rPr>
+          <w:sz w:val="21"/>
+          <w:szCs w:val="21"/>
+        </w:rPr>
+        <w:t xml:space="preserve"> 넘어갑니다 — 말만 믿고 넘어가지 않습니다.</w:t>
+      </w:r>
+    </w:p>
+    <w:p>
+      <w:pPr>
+        <w:spacing w:after="100" w:before="240"/>
+      </w:pPr>
+      <w:r>
+        <w:rPr>
+          <w:b/>
+          <w:bCs/>
           <w:color w:val="344054"/>
-          <w:sz w:val="20"/>
-          <w:szCs w:val="20"/>
-        </w:rPr>
-        <w:t xml:space="preserve">숫자가 나오면 준비 끝입니다. </w:t>
+          <w:sz w:val="22"/>
+          <w:szCs w:val="22"/>
+        </w:rPr>
+        <w:t xml:space="preserve">도구가 없는 학생이 나오면 — 설치시키지 마세요</w:t>
+      </w:r>
+    </w:p>
+    <w:p>
+      <w:pPr>
+        <w:spacing w:after="140" w:before="0" w:line="320"/>
+      </w:pPr>
+      <w:r>
+        <w:rPr>
+          <w:b/>
+          <w:bCs/>
+          <w:sz w:val="21"/>
+          <w:szCs w:val="21"/>
+        </w:rPr>
+        <w:t xml:space="preserve">45분이 다 날아갑니다.</w:t>
+      </w:r>
+      <w:r>
+        <w:rPr>
+          <w:sz w:val="21"/>
+          <w:szCs w:val="21"/>
+        </w:rPr>
+        <w:t xml:space="preserve"> 스킬도 </w:t>
       </w:r>
       <w:r>
         <w:rPr>
           <w:rFonts w:ascii="Menlo" w:cs="Menlo" w:eastAsia="Menlo" w:hAnsi="Menlo"/>
           <w:color w:val="B54708"/>
-          <w:sz w:val="18"/>
-          <w:szCs w:val="18"/>
-        </w:rPr>
-        <w:t xml:space="preserve">command not found</w:t>
-      </w:r>
-      <w:r>
-        <w:rPr>
-          <w:color w:val="344054"/>
-          <w:sz w:val="20"/>
-          <w:szCs w:val="20"/>
-        </w:rPr>
-        <w:t xml:space="preserve">가 나오면 nodejs.org 에서 LTS를 설치해 오세요.</w:t>
-      </w:r>
-    </w:p>
-    <w:p>
-      <w:pPr>
-        <w:spacing w:after="140" w:before="0" w:line="320"/>
-      </w:pPr>
-      <w:r>
-        <w:rPr>
-          <w:b/>
-          <w:bCs/>
-          <w:sz w:val="21"/>
-          <w:szCs w:val="21"/>
-        </w:rPr>
-        <w:t xml:space="preserve">당일에 없는 학생이 나와도 설치시키지 마세요.</w:t>
-      </w:r>
-      <w:r>
-        <w:rPr>
-          <w:sz w:val="21"/>
-          <w:szCs w:val="21"/>
-        </w:rPr>
-        <w:t xml:space="preserve"> 45분이 다 날아갑니다.</w:t>
-      </w:r>
-    </w:p>
-    <w:p>
-      <w:pPr>
-        <w:spacing w:after="140" w:before="0" w:line="320"/>
-      </w:pPr>
-      <w:r>
-        <w:rPr>
-          <w:sz w:val="21"/>
-          <w:szCs w:val="21"/>
-        </w:rPr>
-        <w:t xml:space="preserve">그날은 글과 손그림으로 진행하고, 계획표만 남기면 됩니다. 나중에 같은 조건으로 화면을 다시 받을 수 있습니다.</w:t>
+          <w:sz w:val="19"/>
+          <w:szCs w:val="19"/>
+        </w:rPr>
+        <w:t xml:space="preserve">그냥 진행할게요</w:t>
+      </w:r>
+      <w:r>
+        <w:rPr>
+          <w:sz w:val="21"/>
+          <w:szCs w:val="21"/>
+        </w:rPr>
+        <w:t xml:space="preserve">를 먼저 권합니다.</w:t>
+      </w:r>
+    </w:p>
+    <w:p>
+      <w:pPr>
+        <w:spacing w:after="140" w:before="0" w:line="320"/>
+      </w:pPr>
+      <w:r>
+        <w:rPr>
+          <w:sz w:val="21"/>
+          <w:szCs w:val="21"/>
+        </w:rPr>
+        <w:t xml:space="preserve">그날은 글과 손그림으로 하고 계획표만 남기면 됩니다.</w:t>
+      </w:r>
+    </w:p>
+    <w:p>
+      <w:pPr>
+        <w:spacing w:after="140" w:before="0" w:line="320"/>
+      </w:pPr>
+      <w:r>
+        <w:rPr>
+          <w:sz w:val="21"/>
+          <w:szCs w:val="21"/>
+        </w:rPr>
+        <w:t xml:space="preserve">집에서 도구를 깔고 </w:t>
+      </w:r>
+      <w:r>
+        <w:rPr>
+          <w:b/>
+          <w:bCs/>
+          <w:sz w:val="21"/>
+          <w:szCs w:val="21"/>
+        </w:rPr>
+        <w:t xml:space="preserve">그림만 다시 받으면 됩니다.</w:t>
+      </w:r>
+      <w:r>
+        <w:rPr>
+          <w:sz w:val="21"/>
+          <w:szCs w:val="21"/>
+        </w:rPr>
+        <w:t xml:space="preserve"> 처음부터 다시 하지 않습니다.</w:t>
+      </w:r>
+    </w:p>
+    <w:p>
+      <w:pPr>
+        <w:spacing w:after="140" w:before="0" w:line="320"/>
+      </w:pPr>
+      <w:r>
+        <w:rPr>
+          <w:sz w:val="21"/>
+          <w:szCs w:val="21"/>
+        </w:rPr>
+        <w:t xml:space="preserve">이 말을 학생에게 그대로 해 주세요. 안 그러면 뒤처졌다고 느끼고 수업을 놓습니다.</w:t>
       </w:r>
     </w:p>
     <w:p>
@@ -703,7 +908,7 @@
                 <w:sz w:val="19"/>
                 <w:szCs w:val="19"/>
               </w:rPr>
-              <w:t xml:space="preserve">결승선을 먼저 보여 준다</w:t>
+              <w:t xml:space="preserve">결승선을 먼저 보여 준다. 이때 준비 안 된 학생이 드러난다</w:t>
             </w:r>
           </w:p>
         </w:tc>
@@ -1751,6 +1956,71 @@
           <w:sz w:val="21"/>
           <w:szCs w:val="21"/>
         </w:rPr>
+        <w:t xml:space="preserve">"준비하라는 게 뜨는데요"</w:t>
+      </w:r>
+    </w:p>
+    <w:p>
+      <w:pPr>
+        <w:spacing w:after="140" w:before="0" w:line="320"/>
+      </w:pPr>
+      <w:r>
+        <w:rPr>
+          <w:sz w:val="21"/>
+          <w:szCs w:val="21"/>
+        </w:rPr>
+        <w:t xml:space="preserve">스킬이 걸린 걸 찾은 것입니다. 화면에 나온 대로 하면 됩니다.</w:t>
+      </w:r>
+    </w:p>
+    <w:p>
+      <w:pPr>
+        <w:spacing w:after="140" w:before="0" w:line="320"/>
+      </w:pPr>
+      <w:r>
+        <w:rPr>
+          <w:sz w:val="21"/>
+          <w:szCs w:val="21"/>
+        </w:rPr>
+        <w:t xml:space="preserve">도구 설치를 요구하면 </w:t>
+      </w:r>
+      <w:r>
+        <w:rPr>
+          <w:rFonts w:ascii="Menlo" w:cs="Menlo" w:eastAsia="Menlo" w:hAnsi="Menlo"/>
+          <w:b/>
+          <w:bCs/>
+          <w:color w:val="B54708"/>
+          <w:sz w:val="19"/>
+          <w:szCs w:val="19"/>
+        </w:rPr>
+        <w:t xml:space="preserve">그냥 진행할게요</w:t>
+      </w:r>
+      <w:r>
+        <w:rPr>
+          <w:b/>
+          <w:bCs/>
+          <w:sz w:val="21"/>
+          <w:szCs w:val="21"/>
+        </w:rPr>
+        <w:t xml:space="preserve">를 누르라고 하세요.</w:t>
+      </w:r>
+      <w:r>
+        <w:rPr>
+          <w:sz w:val="21"/>
+          <w:szCs w:val="21"/>
+        </w:rPr>
+        <w:t xml:space="preserve"> 수업에는 지장 없습니다.</w:t>
+      </w:r>
+    </w:p>
+    <w:p>
+      <w:pPr>
+        <w:spacing w:after="140" w:before="0" w:line="320"/>
+      </w:pPr>
+      <w:r>
+        <w:rPr>
+          <w:b/>
+          <w:bCs/>
+          <w:sz w:val="21"/>
+          <w:szCs w:val="21"/>
+        </w:rPr>
         <w:t xml:space="preserve">"Save가 안 눌려요"</w:t>
       </w:r>
     </w:p>
@@ -2277,6 +2547,12 @@
   </w:num>
   <w:num w:numId="2">
     <w:abstractNumId w:val="2"/>
+    <w:lvlOverride w:ilvl="0">
+      <w:startOverride w:val="1"/>
+    </w:lvlOverride>
+  </w:num>
+  <w:num w:numId="3">
+    <w:abstractNumId w:val="3"/>
     <w:lvlOverride w:ilvl="0">
       <w:startOverride w:val="1"/>
     </w:lvlOverride>
